--- a/public/templates/forms/A-006-ITSupportAccountabilityAgreement-FORM.docx
+++ b/public/templates/forms/A-006-ITSupportAccountabilityAgreement-FORM.docx
@@ -95,7 +95,7 @@
                 <w:sz w:val="24"/>
                 <w:szCs w:val="24"/>
               </w:rPr>
-              <w:t>[Agency name], {directorName}</w:t>
+              <w:t>[Agency name], [Director / Coordinator]</w:t>
             </w:r>
           </w:p>
           <w:p>
@@ -124,7 +124,7 @@
                 <w:sz w:val="24"/>
                 <w:szCs w:val="24"/>
               </w:rPr>
-              <w:t>[IT provider — county IT / contractor / in-house], [role / title]</w:t>
+              <w:t>[IT provider: county IT / contractor / in-house], [role / title]</w:t>
             </w:r>
           </w:p>
           <w:p>
@@ -153,7 +153,7 @@
                 <w:sz w:val="24"/>
                 <w:szCs w:val="24"/>
               </w:rPr>
-              <w:t xml:space="preserve">{version}    </w:t>
+              <w:t xml:space="preserve">[#]    </w:t>
             </w:r>
             <w:r>
               <w:rPr>
@@ -177,7 +177,7 @@
                 <w:sz w:val="24"/>
                 <w:szCs w:val="24"/>
               </w:rPr>
-              <w:t xml:space="preserve">{effectiveDate}    </w:t>
+              <w:t xml:space="preserve">[Date]    </w:t>
             </w:r>
             <w:r>
               <w:rPr>
@@ -201,7 +201,7 @@
                 <w:sz w:val="24"/>
                 <w:szCs w:val="24"/>
               </w:rPr>
-              <w:t xml:space="preserve">{effectiveDate}</w:t>
+              <w:t xml:space="preserve">[Date]</w:t>
             </w:r>
           </w:p>
           <w:p>
@@ -1770,7 +1770,7 @@
                 <w:sz w:val="24"/>
                 <w:szCs w:val="24"/>
               </w:rPr>
-              <w:t>{directorName}</w:t>
+              <w:t>[Director / Coordinator]</w:t>
             </w:r>
           </w:p>
         </w:tc>
@@ -2374,7 +2374,7 @@
           <w:sz w:val="24"/>
           <w:szCs w:val="24"/>
         </w:rPr>
-        <w:t>Retention: the signed original is kept by the {directorName} for the life of the agreement plus [period], stored [location]. Align with the Document Handling Standard.</w:t>
+        <w:t>Retention: the signed original is kept by the [Director / Coordinator] for the life of the agreement plus [period], stored [location]. Align with the Document Handling Standard.</w:t>
       </w:r>
     </w:p>
     <w:p>
@@ -2807,7 +2807,7 @@
                 <w:sz w:val="24"/>
                 <w:szCs w:val="24"/>
               </w:rPr>
-              <w:t xml:space="preserve">    HEA 1169 (2021) — Cyber Incident Reporting to IOT</w:t>
+              <w:t xml:space="preserve">    HEA 1169 (2021): Cyber Incident Reporting to IOT</w:t>
             </w:r>
           </w:p>
           <w:p>
@@ -2824,7 +2824,7 @@
                 <w:sz w:val="24"/>
                 <w:szCs w:val="24"/>
               </w:rPr>
-              <w:t xml:space="preserve">    IC 36-8-16.7 — Statewide 911 Services (allowable uses, IDACS connectivity)</w:t>
+              <w:t xml:space="preserve">    IC 36-8-16.7: Statewide 911 Services (allowable uses, IDACS connectivity)</w:t>
             </w:r>
           </w:p>
           <w:p>
@@ -3039,7 +3039,7 @@
                 <w:sz w:val="24"/>
                 <w:szCs w:val="24"/>
               </w:rPr>
-              <w:t xml:space="preserve">{version}</w:t>
+              <w:t xml:space="preserve">[#]</w:t>
             </w:r>
           </w:p>
         </w:tc>
@@ -3070,7 +3070,7 @@
                 <w:sz w:val="24"/>
                 <w:szCs w:val="24"/>
               </w:rPr>
-              <w:t xml:space="preserve">{effectiveDate}</w:t>
+              <w:t xml:space="preserve">[Date]</w:t>
             </w:r>
           </w:p>
         </w:tc>
@@ -3101,7 +3101,7 @@
                 <w:sz w:val="24"/>
                 <w:szCs w:val="24"/>
               </w:rPr>
-              <w:t xml:space="preserve">{reviewerRole}</w:t>
+              <w:t xml:space="preserve">[Role]</w:t>
             </w:r>
           </w:p>
         </w:tc>
@@ -3132,7 +3132,7 @@
                 <w:sz w:val="24"/>
                 <w:szCs w:val="24"/>
               </w:rPr>
-              <w:t xml:space="preserve">{revisionNote}</w:t>
+              <w:t xml:space="preserve">[Initial issue]</w:t>
             </w:r>
           </w:p>
         </w:tc>

--- a/public/templates/forms/A-006-ITSupportAccountabilityAgreement-FORM.docx
+++ b/public/templates/forms/A-006-ITSupportAccountabilityAgreement-FORM.docx
@@ -34,6 +34,9 @@
         <w:gridCol w:w="9360"/>
       </w:tblGrid>
       <w:tr>
+        <w:trPr>
+          <w:cantSplit/>
+        </w:trPr>
         <w:tc>
           <w:tcPr>
             <w:tcW w:type="dxa" w:w="9360"/>
@@ -273,6 +276,9 @@
         <w:gridCol w:w="9360"/>
       </w:tblGrid>
       <w:tr>
+        <w:trPr>
+          <w:cantSplit/>
+        </w:trPr>
         <w:tc>
           <w:tcPr>
             <w:tcW w:type="dxa" w:w="9360"/>
@@ -837,6 +843,7 @@
       </w:tblGrid>
       <w:tr>
         <w:trPr>
+          <w:cantSplit/>
           <w:tblHeader/>
         </w:trPr>
         <w:tc>
@@ -965,6 +972,9 @@
         </w:tc>
       </w:tr>
       <w:tr>
+        <w:trPr>
+          <w:cantSplit/>
+        </w:trPr>
         <w:tc>
           <w:tcPr>
             <w:tcW w:type="dxa" w:w="2500"/>
@@ -1091,6 +1101,9 @@
         </w:tc>
       </w:tr>
       <w:tr>
+        <w:trPr>
+          <w:cantSplit/>
+        </w:trPr>
         <w:tc>
           <w:tcPr>
             <w:tcW w:type="dxa" w:w="2500"/>
@@ -1217,6 +1230,9 @@
         </w:tc>
       </w:tr>
       <w:tr>
+        <w:trPr>
+          <w:cantSplit/>
+        </w:trPr>
         <w:tc>
           <w:tcPr>
             <w:tcW w:type="dxa" w:w="2500"/>
@@ -1343,6 +1359,9 @@
         </w:tc>
       </w:tr>
       <w:tr>
+        <w:trPr>
+          <w:cantSplit/>
+        </w:trPr>
         <w:tc>
           <w:tcPr>
             <w:tcW w:type="dxa" w:w="2500"/>
@@ -1469,6 +1488,9 @@
         </w:tc>
       </w:tr>
       <w:tr>
+        <w:trPr>
+          <w:cantSplit/>
+        </w:trPr>
         <w:tc>
           <w:tcPr>
             <w:tcW w:type="dxa" w:w="2500"/>
@@ -1646,6 +1668,7 @@
       </w:tblGrid>
       <w:tr>
         <w:trPr>
+          <w:cantSplit/>
           <w:tblHeader/>
         </w:trPr>
         <w:tc>
@@ -1712,6 +1735,9 @@
         </w:tc>
       </w:tr>
       <w:tr>
+        <w:trPr>
+          <w:cantSplit/>
+        </w:trPr>
         <w:tc>
           <w:tcPr>
             <w:tcW w:type="dxa" w:w="3200"/>
@@ -1776,6 +1802,9 @@
         </w:tc>
       </w:tr>
       <w:tr>
+        <w:trPr>
+          <w:cantSplit/>
+        </w:trPr>
         <w:tc>
           <w:tcPr>
             <w:tcW w:type="dxa" w:w="3200"/>
@@ -1840,6 +1869,9 @@
         </w:tc>
       </w:tr>
       <w:tr>
+        <w:trPr>
+          <w:cantSplit/>
+        </w:trPr>
         <w:tc>
           <w:tcPr>
             <w:tcW w:type="dxa" w:w="3200"/>
@@ -1958,6 +1990,7 @@
       </w:tblGrid>
       <w:tr>
         <w:trPr>
+          <w:cantSplit/>
           <w:tblHeader/>
         </w:trPr>
         <w:tc>
@@ -2117,6 +2150,9 @@
         </w:tc>
       </w:tr>
       <w:tr>
+        <w:trPr>
+          <w:cantSplit/>
+        </w:trPr>
         <w:tc>
           <w:tcPr>
             <w:tcW w:type="dxa" w:w="1700"/>
@@ -2222,6 +2258,9 @@
         </w:tc>
       </w:tr>
       <w:tr>
+        <w:trPr>
+          <w:cantSplit/>
+        </w:trPr>
         <w:tc>
           <w:tcPr>
             <w:tcW w:type="dxa" w:w="1700"/>
@@ -2428,6 +2467,7 @@
       </w:tblGrid>
       <w:tr>
         <w:trPr>
+          <w:cantSplit/>
           <w:tblHeader/>
         </w:trPr>
         <w:tc>
@@ -2494,6 +2534,9 @@
         </w:tc>
       </w:tr>
       <w:tr>
+        <w:trPr>
+          <w:cantSplit/>
+        </w:trPr>
         <w:tc>
           <w:tcPr>
             <w:tcW w:type="dxa" w:w="3200"/>
@@ -2558,6 +2601,9 @@
         </w:tc>
       </w:tr>
       <w:tr>
+        <w:trPr>
+          <w:cantSplit/>
+        </w:trPr>
         <w:tc>
           <w:tcPr>
             <w:tcW w:type="dxa" w:w="3200"/>
@@ -2622,6 +2668,9 @@
         </w:tc>
       </w:tr>
       <w:tr>
+        <w:trPr>
+          <w:cantSplit/>
+        </w:trPr>
         <w:tc>
           <w:tcPr>
             <w:tcW w:type="dxa" w:w="3200"/>
@@ -2707,6 +2756,9 @@
         <w:gridCol w:w="9360"/>
       </w:tblGrid>
       <w:tr>
+        <w:trPr>
+          <w:cantSplit/>
+        </w:trPr>
         <w:tc>
           <w:tcPr>
             <w:tcW w:type="dxa" w:w="9360"/>
@@ -2884,6 +2936,7 @@
       </w:tblGrid>
       <w:tr>
         <w:trPr>
+          <w:cantSplit/>
           <w:tblHeader/>
         </w:trPr>
         <w:tc>
@@ -3012,6 +3065,9 @@
         </w:tc>
       </w:tr>
       <w:tr>
+        <w:trPr>
+          <w:cantSplit/>
+        </w:trPr>
         <w:tc>
           <w:tcPr>
             <w:tcW w:type="dxa" w:w="1300"/>
@@ -3159,6 +3215,9 @@
         <w:gridCol w:w="9360"/>
       </w:tblGrid>
       <w:tr>
+        <w:trPr>
+          <w:cantSplit/>
+        </w:trPr>
         <w:tc>
           <w:tcPr>
             <w:tcW w:type="dxa" w:w="9360"/>
@@ -3258,6 +3317,7 @@
         </w:tc>
       </w:tr>
     </w:tbl>
+    <w:p/>
     <w:sectPr>
       <w:headerReference w:type="default" r:id="rId7"/>
       <w:footerReference w:type="default" r:id="rId8"/>
@@ -3268,10 +3328,6 @@
     </w:sectPr>
   </w:body>
 </w:document>
-</file>
-
-<file path=word/comments.xml><?xml version="1.0" encoding="utf-8"?>
-<w:comments xmlns:cx="http://schemas.microsoft.com/office/drawing/2014/chartex" xmlns:cx1="http://schemas.microsoft.com/office/drawing/2015/9/8/chartex" xmlns:cx2="http://schemas.microsoft.com/office/drawing/2015/10/21/chartex" xmlns:cx3="http://schemas.microsoft.com/office/drawing/2016/5/9/chartex" xmlns:cx4="http://schemas.microsoft.com/office/drawing/2016/5/10/chartex" xmlns:cx5="http://schemas.microsoft.com/office/drawing/2016/5/11/chartex" xmlns:cx6="http://schemas.microsoft.com/office/drawing/2016/5/12/chartex" xmlns:cx7="http://schemas.microsoft.com/office/drawing/2016/5/13/chartex" xmlns:cx8="http://schemas.microsoft.com/office/drawing/2016/5/14/chartex" xmlns:mc="http://schemas.openxmlformats.org/markup-compatibility/2006" xmlns:aink="http://schemas.microsoft.com/office/drawing/2016/ink" xmlns:am3d="http://schemas.microsoft.com/office/drawing/2017/model3d" xmlns:o="urn:schemas-microsoft-com:office:office" xmlns:r="http://schemas.openxmlformats.org/officeDocument/2006/relationships" xmlns:m="http://schemas.openxmlformats.org/officeDocument/2006/math" xmlns:v="urn:schemas-microsoft-com:vml" xmlns:wp14="http://schemas.microsoft.com/office/word/2010/wordprocessingDrawing" xmlns:wp="http://schemas.openxmlformats.org/drawingml/2006/wordprocessingDrawing" xmlns:w10="urn:schemas-microsoft-com:office:word" xmlns:w="http://schemas.openxmlformats.org/wordprocessingml/2006/main" xmlns:w14="http://schemas.microsoft.com/office/word/2010/wordml" xmlns:w15="http://schemas.microsoft.com/office/word/2012/wordml" xmlns:w16cex="http://schemas.microsoft.com/office/word/2018/wordml/cex" xmlns:w16cid="http://schemas.microsoft.com/office/word/2016/wordml/cid" xmlns:w16="http://schemas.microsoft.com/office/word/2018/wordml" xmlns:w16sdtdh="http://schemas.microsoft.com/office/word/2020/wordml/sdtdatahash" xmlns:w16se="http://schemas.microsoft.com/office/word/2015/wordml/symex" xmlns:wpg="http://schemas.microsoft.com/office/word/2010/wordprocessingGroup" xmlns:wpi="http://schemas.microsoft.com/office/word/2010/wordprocessingInk" xmlns:wne="http://schemas.microsoft.com/office/word/2006/wordml" xmlns:wps="http://schemas.microsoft.com/office/word/2010/wordprocessingShape"/>
 </file>
 
 <file path=word/endnotes.xml><?xml version="1.0" encoding="utf-8"?>
@@ -3676,37 +3732,24 @@
       <w:szCs w:val="56"/>
     </w:rPr>
   </w:style>
-  <w:style w:type="paragraph" w:styleId="Heading1">
-    <w:name w:val="Heading 1"/>
-    <w:basedOn w:val="Normal"/>
-    <w:next w:val="Normal"/>
-    <w:qFormat/>
-    <w:rPr>
-      <w:color w:val="2E74B5"/>
-      <w:sz w:val="32"/>
-      <w:szCs w:val="32"/>
-    </w:rPr>
-  </w:style>
-  <w:style w:type="paragraph" w:styleId="Heading2">
-    <w:name w:val="Heading 2"/>
-    <w:basedOn w:val="Normal"/>
-    <w:next w:val="Normal"/>
-    <w:qFormat/>
-    <w:rPr>
-      <w:color w:val="2E74B5"/>
-      <w:sz w:val="26"/>
-      <w:szCs w:val="26"/>
-    </w:rPr>
-  </w:style>
   <w:style w:type="paragraph" w:styleId="Heading3">
     <w:name w:val="Heading 3"/>
     <w:basedOn w:val="Normal"/>
     <w:next w:val="Normal"/>
     <w:qFormat/>
+    <w:pPr>
+      <w:keepNext/>
+      <w:keepLines/>
+      <w:spacing w:after="100" w:before="220"/>
+      <w:outlineLvl w:val="2"/>
+    </w:pPr>
     <w:rPr>
-      <w:color w:val="1F4D78"/>
-      <w:sz w:val="24"/>
-      <w:szCs w:val="24"/>
+      <w:rFonts w:ascii="Aptos" w:cs="Aptos" w:eastAsia="Aptos" w:hAnsi="Aptos"/>
+      <w:b/>
+      <w:bCs/>
+      <w:color w:val="1B3A5C"/>
+      <w:sz w:val="26"/>
+      <w:szCs w:val="26"/>
     </w:rPr>
   </w:style>
   <w:style w:type="paragraph" w:styleId="Heading4">
@@ -3714,10 +3757,19 @@
     <w:basedOn w:val="Normal"/>
     <w:next w:val="Normal"/>
     <w:qFormat/>
+    <w:pPr>
+      <w:keepNext/>
+      <w:keepLines/>
+      <w:spacing w:after="100" w:before="220"/>
+      <w:outlineLvl w:val="3"/>
+    </w:pPr>
     <w:rPr>
-      <w:i/>
-      <w:iCs/>
-      <w:color w:val="2E74B5"/>
+      <w:rFonts w:ascii="Aptos" w:cs="Aptos" w:eastAsia="Aptos" w:hAnsi="Aptos"/>
+      <w:b/>
+      <w:bCs/>
+      <w:color w:val="1B3A5C"/>
+      <w:sz w:val="24"/>
+      <w:szCs w:val="24"/>
     </w:rPr>
   </w:style>
   <w:style w:type="paragraph" w:styleId="Heading5">
@@ -3725,8 +3777,19 @@
     <w:basedOn w:val="Normal"/>
     <w:next w:val="Normal"/>
     <w:qFormat/>
+    <w:pPr>
+      <w:keepNext/>
+      <w:keepLines/>
+      <w:spacing w:after="100" w:before="220"/>
+      <w:outlineLvl w:val="4"/>
+    </w:pPr>
     <w:rPr>
-      <w:color w:val="2E74B5"/>
+      <w:rFonts w:ascii="Aptos" w:cs="Aptos" w:eastAsia="Aptos" w:hAnsi="Aptos"/>
+      <w:b/>
+      <w:bCs/>
+      <w:color w:val="1B3A5C"/>
+      <w:sz w:val="24"/>
+      <w:szCs w:val="24"/>
     </w:rPr>
   </w:style>
   <w:style w:type="paragraph" w:styleId="Heading6">
@@ -3734,8 +3797,19 @@
     <w:basedOn w:val="Normal"/>
     <w:next w:val="Normal"/>
     <w:qFormat/>
+    <w:pPr>
+      <w:keepNext/>
+      <w:keepLines/>
+      <w:spacing w:after="100" w:before="220"/>
+      <w:outlineLvl w:val="5"/>
+    </w:pPr>
     <w:rPr>
-      <w:color w:val="1F4D78"/>
+      <w:rFonts w:ascii="Aptos" w:cs="Aptos" w:eastAsia="Aptos" w:hAnsi="Aptos"/>
+      <w:b/>
+      <w:bCs/>
+      <w:color w:val="1B3A5C"/>
+      <w:sz w:val="24"/>
+      <w:szCs w:val="24"/>
     </w:rPr>
   </w:style>
   <w:style w:type="paragraph" w:styleId="Strong">
@@ -3843,6 +3917,8 @@
     <w:next w:val="Normal"/>
     <w:qFormat/>
     <w:pPr>
+      <w:keepNext/>
+      <w:keepLines/>
       <w:spacing w:after="160" w:before="240"/>
       <w:outlineLvl w:val="0"/>
     </w:pPr>
@@ -3861,6 +3937,8 @@
     <w:next w:val="Normal"/>
     <w:qFormat/>
     <w:pPr>
+      <w:keepNext/>
+      <w:keepLines/>
       <w:spacing w:after="100" w:before="220"/>
       <w:outlineLvl w:val="1"/>
     </w:pPr>
